--- a/pr-preview/pr-281/chapters/summary.docx
+++ b/pr-preview/pr-281/chapters/summary.docx
@@ -15,7 +15,7 @@
         <w:pStyle w:val="Date"/>
       </w:pPr>
       <w:r>
-        <w:t xml:space="preserve">Last modified: 2026-10-18 21:52:19 (PDT)</w:t>
+        <w:t xml:space="preserve">Last modified: 2026-10-19 00:31:49 (PDT)</w:t>
       </w:r>
     </w:p>
     <w:tbl>
@@ -610,7 +610,37 @@
         <w:t xml:space="preserve"> </w:t>
       </w:r>
       <w:r>
-        <w:t xml:space="preserve">after.</w:t>
+        <w:t xml:space="preserve">after,</w:t>
+      </w:r>
+      <w:r>
+        <w:t xml:space="preserve"> </w:t>
+      </w:r>
+      <w:r>
+        <w:t xml:space="preserve">and call each a</w:t>
+      </w:r>
+      <w:r>
+        <w:t xml:space="preserve"> </w:t>
+      </w:r>
+      <w:r>
+        <w:t xml:space="preserve">“variable”</w:t>
+      </w:r>
+      <w:r>
+        <w:t xml:space="preserve"> </w:t>
+      </w:r>
+      <w:r>
+        <w:t xml:space="preserve">or a</w:t>
+      </w:r>
+      <w:r>
+        <w:t xml:space="preserve"> </w:t>
+      </w:r>
+      <w:r>
+        <w:t xml:space="preserve">“value”</w:t>
+      </w:r>
+      <w:r>
+        <w:t xml:space="preserve"> </w:t>
+      </w:r>
+      <w:r>
+        <w:t xml:space="preserve">in the words too.</w:t>
       </w:r>
     </w:p>
     <w:p>
@@ -758,7 +788,7 @@
       </w:r>
     </w:p>
     <w:bookmarkEnd w:id="29"/>
-    <w:bookmarkStart w:id="38" w:name="claims-and-evidence"/>
+    <w:bookmarkStart w:id="39" w:name="claims-and-evidence"/>
     <w:p>
       <w:pPr>
         <w:pStyle w:val="Heading2"/>
@@ -901,6 +931,26 @@
           <w:rPr>
             <w:rStyle w:val="Hyperlink"/>
           </w:rPr>
+          <w:t xml:space="preserve">Cite a source once per passage</w:t>
+        </w:r>
+      </w:hyperlink>
+      <w:r>
+        <w:t xml:space="preserve">.</w:t>
+      </w:r>
+    </w:p>
+    <w:p>
+      <w:pPr>
+        <w:pStyle w:val="Compact"/>
+        <w:numPr>
+          <w:ilvl w:val="0"/>
+          <w:numId w:val="1002"/>
+        </w:numPr>
+      </w:pPr>
+      <w:hyperlink r:id="rId36">
+        <w:r>
+          <w:rPr>
+            <w:rStyle w:val="Hyperlink"/>
+          </w:rPr>
           <w:t xml:space="preserve">Link liberally</w:t>
         </w:r>
       </w:hyperlink>
@@ -919,7 +969,7 @@
           <w:numId w:val="1002"/>
         </w:numPr>
       </w:pPr>
-      <w:hyperlink r:id="rId36">
+      <w:hyperlink r:id="rId37">
         <w:r>
           <w:rPr>
             <w:rStyle w:val="Hyperlink"/>
@@ -942,7 +992,7 @@
           <w:numId w:val="1002"/>
         </w:numPr>
       </w:pPr>
-      <w:hyperlink r:id="rId37">
+      <w:hyperlink r:id="rId38">
         <w:r>
           <w:rPr>
             <w:rStyle w:val="Hyperlink"/>
@@ -960,8 +1010,8 @@
         <w:t xml:space="preserve">name the topic, not its author, in headings and sentences.</w:t>
       </w:r>
     </w:p>
-    <w:bookmarkEnd w:id="38"/>
-    <w:bookmarkStart w:id="48" w:name="papers"/>
+    <w:bookmarkEnd w:id="39"/>
+    <w:bookmarkStart w:id="49" w:name="papers"/>
     <w:p>
       <w:pPr>
         <w:pStyle w:val="Heading2"/>
@@ -978,7 +1028,7 @@
           <w:numId w:val="1003"/>
         </w:numPr>
       </w:pPr>
-      <w:hyperlink r:id="rId39">
+      <w:hyperlink r:id="rId40">
         <w:r>
           <w:rPr>
             <w:rStyle w:val="Hyperlink"/>
@@ -1004,7 +1054,7 @@
           <w:numId w:val="1003"/>
         </w:numPr>
       </w:pPr>
-      <w:hyperlink r:id="rId40">
+      <w:hyperlink r:id="rId41">
         <w:r>
           <w:rPr>
             <w:rStyle w:val="Hyperlink"/>
@@ -1027,7 +1077,7 @@
           <w:numId w:val="1003"/>
         </w:numPr>
       </w:pPr>
-      <w:hyperlink r:id="rId41">
+      <w:hyperlink r:id="rId42">
         <w:r>
           <w:rPr>
             <w:rStyle w:val="Hyperlink"/>
@@ -1050,7 +1100,7 @@
           <w:numId w:val="1003"/>
         </w:numPr>
       </w:pPr>
-      <w:hyperlink r:id="rId42">
+      <w:hyperlink r:id="rId43">
         <w:r>
           <w:rPr>
             <w:rStyle w:val="Hyperlink"/>
@@ -1073,7 +1123,7 @@
           <w:numId w:val="1003"/>
         </w:numPr>
       </w:pPr>
-      <w:hyperlink r:id="rId43">
+      <w:hyperlink r:id="rId44">
         <w:r>
           <w:rPr>
             <w:rStyle w:val="Hyperlink"/>
@@ -1093,7 +1143,7 @@
           <w:numId w:val="1003"/>
         </w:numPr>
       </w:pPr>
-      <w:hyperlink r:id="rId44">
+      <w:hyperlink r:id="rId45">
         <w:r>
           <w:rPr>
             <w:rStyle w:val="Hyperlink"/>
@@ -1119,7 +1169,7 @@
           <w:numId w:val="1003"/>
         </w:numPr>
       </w:pPr>
-      <w:hyperlink r:id="rId45">
+      <w:hyperlink r:id="rId46">
         <w:r>
           <w:rPr>
             <w:rStyle w:val="Hyperlink"/>
@@ -1145,7 +1195,7 @@
       <w:r>
         <w:t xml:space="preserve"> </w:t>
       </w:r>
-      <w:hyperlink r:id="rId46">
+      <w:hyperlink r:id="rId47">
         <w:r>
           <w:rPr>
             <w:rStyle w:val="Hyperlink"/>
@@ -1165,7 +1215,7 @@
       <w:r>
         <w:t xml:space="preserve"> </w:t>
       </w:r>
-      <w:hyperlink r:id="rId47">
+      <w:hyperlink r:id="rId48">
         <w:r>
           <w:rPr>
             <w:rStyle w:val="Hyperlink"/>
@@ -1180,8 +1230,8 @@
         <w:t xml:space="preserve">before you submit.</w:t>
       </w:r>
     </w:p>
-    <w:bookmarkEnd w:id="48"/>
-    <w:bookmarkStart w:id="56" w:name="words"/>
+    <w:bookmarkEnd w:id="49"/>
+    <w:bookmarkStart w:id="57" w:name="words"/>
     <w:p>
       <w:pPr>
         <w:pStyle w:val="Heading2"/>
@@ -1198,7 +1248,7 @@
           <w:numId w:val="1004"/>
         </w:numPr>
       </w:pPr>
-      <w:hyperlink r:id="rId49">
+      <w:hyperlink r:id="rId50">
         <w:r>
           <w:rPr>
             <w:rStyle w:val="Hyperlink"/>
@@ -1221,7 +1271,7 @@
           <w:numId w:val="1004"/>
         </w:numPr>
       </w:pPr>
-      <w:hyperlink r:id="rId50">
+      <w:hyperlink r:id="rId51">
         <w:r>
           <w:rPr>
             <w:rStyle w:val="Hyperlink"/>
@@ -1241,7 +1291,7 @@
           <w:numId w:val="1004"/>
         </w:numPr>
       </w:pPr>
-      <w:hyperlink r:id="rId51">
+      <w:hyperlink r:id="rId52">
         <w:r>
           <w:rPr>
             <w:rStyle w:val="Hyperlink"/>
@@ -1261,7 +1311,7 @@
           <w:numId w:val="1004"/>
         </w:numPr>
       </w:pPr>
-      <w:hyperlink r:id="rId52">
+      <w:hyperlink r:id="rId53">
         <w:r>
           <w:rPr>
             <w:rStyle w:val="Hyperlink"/>
@@ -1296,7 +1346,7 @@
           <w:numId w:val="1004"/>
         </w:numPr>
       </w:pPr>
-      <w:hyperlink r:id="rId53">
+      <w:hyperlink r:id="rId54">
         <w:r>
           <w:rPr>
             <w:rStyle w:val="Hyperlink"/>
@@ -1316,7 +1366,7 @@
           <w:numId w:val="1004"/>
         </w:numPr>
       </w:pPr>
-      <w:hyperlink r:id="rId54">
+      <w:hyperlink r:id="rId55">
         <w:r>
           <w:rPr>
             <w:rStyle w:val="Hyperlink"/>
@@ -1342,7 +1392,7 @@
           <w:numId w:val="1004"/>
         </w:numPr>
       </w:pPr>
-      <w:hyperlink r:id="rId55">
+      <w:hyperlink r:id="rId56">
         <w:r>
           <w:rPr>
             <w:rStyle w:val="Hyperlink"/>
@@ -1354,8 +1404,8 @@
         <w:t xml:space="preserve">.</w:t>
       </w:r>
     </w:p>
-    <w:bookmarkEnd w:id="56"/>
-    <w:bookmarkStart w:id="71" w:name="writing-for-every-reader"/>
+    <w:bookmarkEnd w:id="57"/>
+    <w:bookmarkStart w:id="72" w:name="writing-for-every-reader"/>
     <w:p>
       <w:pPr>
         <w:pStyle w:val="Heading2"/>
@@ -1372,7 +1422,7 @@
           <w:numId w:val="1005"/>
         </w:numPr>
       </w:pPr>
-      <w:hyperlink r:id="rId57">
+      <w:hyperlink r:id="rId58">
         <w:r>
           <w:rPr>
             <w:rStyle w:val="Hyperlink"/>
@@ -1392,7 +1442,7 @@
           <w:numId w:val="1005"/>
         </w:numPr>
       </w:pPr>
-      <w:hyperlink r:id="rId58">
+      <w:hyperlink r:id="rId59">
         <w:r>
           <w:rPr>
             <w:rStyle w:val="Hyperlink"/>
@@ -1412,7 +1462,7 @@
           <w:numId w:val="1005"/>
         </w:numPr>
       </w:pPr>
-      <w:hyperlink r:id="rId59">
+      <w:hyperlink r:id="rId60">
         <w:r>
           <w:rPr>
             <w:rStyle w:val="Hyperlink"/>
@@ -1459,7 +1509,7 @@
           <w:numId w:val="1005"/>
         </w:numPr>
       </w:pPr>
-      <w:hyperlink r:id="rId60">
+      <w:hyperlink r:id="rId61">
         <w:r>
           <w:rPr>
             <w:rStyle w:val="Hyperlink"/>
@@ -1479,7 +1529,7 @@
           <w:numId w:val="1005"/>
         </w:numPr>
       </w:pPr>
-      <w:hyperlink r:id="rId61">
+      <w:hyperlink r:id="rId62">
         <w:r>
           <w:rPr>
             <w:rStyle w:val="Hyperlink"/>
@@ -1499,7 +1549,7 @@
       <w:r>
         <w:t xml:space="preserve"> </w:t>
       </w:r>
-      <w:hyperlink r:id="rId62">
+      <w:hyperlink r:id="rId63">
         <w:r>
           <w:rPr>
             <w:rStyle w:val="Hyperlink"/>
@@ -1519,7 +1569,7 @@
           <w:numId w:val="1005"/>
         </w:numPr>
       </w:pPr>
-      <w:hyperlink r:id="rId63">
+      <w:hyperlink r:id="rId64">
         <w:r>
           <w:rPr>
             <w:rStyle w:val="Hyperlink"/>
@@ -1539,7 +1589,7 @@
           <w:numId w:val="1005"/>
         </w:numPr>
       </w:pPr>
-      <w:hyperlink r:id="rId64">
+      <w:hyperlink r:id="rId65">
         <w:r>
           <w:rPr>
             <w:rStyle w:val="Hyperlink"/>
@@ -1559,7 +1609,7 @@
           <w:numId w:val="1005"/>
         </w:numPr>
       </w:pPr>
-      <w:hyperlink r:id="rId65">
+      <w:hyperlink r:id="rId66">
         <w:r>
           <w:rPr>
             <w:rStyle w:val="Hyperlink"/>
@@ -1579,7 +1629,7 @@
           <w:numId w:val="1005"/>
         </w:numPr>
       </w:pPr>
-      <w:hyperlink r:id="rId66">
+      <w:hyperlink r:id="rId67">
         <w:r>
           <w:rPr>
             <w:rStyle w:val="Hyperlink"/>
@@ -1599,7 +1649,7 @@
           <w:numId w:val="1005"/>
         </w:numPr>
       </w:pPr>
-      <w:hyperlink r:id="rId67">
+      <w:hyperlink r:id="rId68">
         <w:r>
           <w:rPr>
             <w:rStyle w:val="Hyperlink"/>
@@ -1619,7 +1669,7 @@
           <w:numId w:val="1005"/>
         </w:numPr>
       </w:pPr>
-      <w:hyperlink r:id="rId68">
+      <w:hyperlink r:id="rId69">
         <w:r>
           <w:rPr>
             <w:rStyle w:val="Hyperlink"/>
@@ -1639,7 +1689,7 @@
           <w:numId w:val="1005"/>
         </w:numPr>
       </w:pPr>
-      <w:hyperlink r:id="rId69">
+      <w:hyperlink r:id="rId70">
         <w:r>
           <w:rPr>
             <w:rStyle w:val="Hyperlink"/>
@@ -1659,7 +1709,7 @@
           <w:numId w:val="1005"/>
         </w:numPr>
       </w:pPr>
-      <w:hyperlink r:id="rId70">
+      <w:hyperlink r:id="rId71">
         <w:r>
           <w:rPr>
             <w:rStyle w:val="Hyperlink"/>
@@ -1671,8 +1721,8 @@
         <w:t xml:space="preserve">.</w:t>
       </w:r>
     </w:p>
-    <w:bookmarkEnd w:id="71"/>
-    <w:bookmarkStart w:id="83" w:name="sentences"/>
+    <w:bookmarkEnd w:id="72"/>
+    <w:bookmarkStart w:id="84" w:name="sentences"/>
     <w:p>
       <w:pPr>
         <w:pStyle w:val="Heading2"/>
@@ -1689,7 +1739,7 @@
           <w:numId w:val="1006"/>
         </w:numPr>
       </w:pPr>
-      <w:hyperlink r:id="rId72">
+      <w:hyperlink r:id="rId73">
         <w:r>
           <w:rPr>
             <w:rStyle w:val="Hyperlink"/>
@@ -1733,7 +1783,7 @@
           <w:numId w:val="1006"/>
         </w:numPr>
       </w:pPr>
-      <w:hyperlink r:id="rId73">
+      <w:hyperlink r:id="rId74">
         <w:r>
           <w:rPr>
             <w:rStyle w:val="Hyperlink"/>
@@ -1801,7 +1851,7 @@
           <w:numId w:val="1006"/>
         </w:numPr>
       </w:pPr>
-      <w:hyperlink r:id="rId74">
+      <w:hyperlink r:id="rId75">
         <w:r>
           <w:rPr>
             <w:rStyle w:val="Hyperlink"/>
@@ -1869,7 +1919,7 @@
           <w:numId w:val="1006"/>
         </w:numPr>
       </w:pPr>
-      <w:hyperlink r:id="rId75">
+      <w:hyperlink r:id="rId76">
         <w:r>
           <w:rPr>
             <w:rStyle w:val="Hyperlink"/>
@@ -1889,7 +1939,7 @@
           <w:numId w:val="1006"/>
         </w:numPr>
       </w:pPr>
-      <w:hyperlink r:id="rId76">
+      <w:hyperlink r:id="rId77">
         <w:r>
           <w:rPr>
             <w:rStyle w:val="Hyperlink"/>
@@ -1909,7 +1959,7 @@
           <w:numId w:val="1006"/>
         </w:numPr>
       </w:pPr>
-      <w:hyperlink r:id="rId77">
+      <w:hyperlink r:id="rId78">
         <w:r>
           <w:rPr>
             <w:rStyle w:val="Hyperlink"/>
@@ -1929,7 +1979,7 @@
           <w:numId w:val="1006"/>
         </w:numPr>
       </w:pPr>
-      <w:hyperlink r:id="rId78">
+      <w:hyperlink r:id="rId79">
         <w:r>
           <w:rPr>
             <w:rStyle w:val="Hyperlink"/>
@@ -1955,7 +2005,7 @@
           <w:numId w:val="1006"/>
         </w:numPr>
       </w:pPr>
-      <w:hyperlink r:id="rId79">
+      <w:hyperlink r:id="rId80">
         <w:r>
           <w:rPr>
             <w:rStyle w:val="Hyperlink"/>
@@ -1975,7 +2025,7 @@
           <w:numId w:val="1006"/>
         </w:numPr>
       </w:pPr>
-      <w:hyperlink r:id="rId80">
+      <w:hyperlink r:id="rId81">
         <w:r>
           <w:rPr>
             <w:rStyle w:val="Hyperlink"/>
@@ -1995,7 +2045,7 @@
           <w:numId w:val="1006"/>
         </w:numPr>
       </w:pPr>
-      <w:hyperlink r:id="rId81">
+      <w:hyperlink r:id="rId82">
         <w:r>
           <w:rPr>
             <w:rStyle w:val="Hyperlink"/>
@@ -2015,7 +2065,7 @@
           <w:numId w:val="1006"/>
         </w:numPr>
       </w:pPr>
-      <w:hyperlink r:id="rId82">
+      <w:hyperlink r:id="rId83">
         <w:r>
           <w:rPr>
             <w:rStyle w:val="Hyperlink"/>
@@ -2027,8 +2077,8 @@
         <w:t xml:space="preserve">.</w:t>
       </w:r>
     </w:p>
-    <w:bookmarkEnd w:id="83"/>
-    <w:bookmarkStart w:id="98" w:name="teaching-materials"/>
+    <w:bookmarkEnd w:id="84"/>
+    <w:bookmarkStart w:id="99" w:name="teaching-materials"/>
     <w:p>
       <w:pPr>
         <w:pStyle w:val="Heading2"/>
@@ -2045,7 +2095,7 @@
           <w:numId w:val="1007"/>
         </w:numPr>
       </w:pPr>
-      <w:hyperlink r:id="rId84">
+      <w:hyperlink r:id="rId85">
         <w:r>
           <w:rPr>
             <w:rStyle w:val="Hyperlink"/>
@@ -2065,7 +2115,7 @@
           <w:numId w:val="1007"/>
         </w:numPr>
       </w:pPr>
-      <w:hyperlink r:id="rId85">
+      <w:hyperlink r:id="rId86">
         <w:r>
           <w:rPr>
             <w:rStyle w:val="Hyperlink"/>
@@ -2085,7 +2135,7 @@
           <w:numId w:val="1007"/>
         </w:numPr>
       </w:pPr>
-      <w:hyperlink r:id="rId86">
+      <w:hyperlink r:id="rId87">
         <w:r>
           <w:rPr>
             <w:rStyle w:val="Hyperlink"/>
@@ -2108,7 +2158,7 @@
           <w:numId w:val="1007"/>
         </w:numPr>
       </w:pPr>
-      <w:hyperlink r:id="rId87">
+      <w:hyperlink r:id="rId88">
         <w:r>
           <w:rPr>
             <w:rStyle w:val="Hyperlink"/>
@@ -2128,7 +2178,7 @@
           <w:numId w:val="1007"/>
         </w:numPr>
       </w:pPr>
-      <w:hyperlink r:id="rId88">
+      <w:hyperlink r:id="rId89">
         <w:r>
           <w:rPr>
             <w:rStyle w:val="Hyperlink"/>
@@ -2148,7 +2198,7 @@
           <w:numId w:val="1007"/>
         </w:numPr>
       </w:pPr>
-      <w:hyperlink r:id="rId89">
+      <w:hyperlink r:id="rId90">
         <w:r>
           <w:rPr>
             <w:rStyle w:val="Hyperlink"/>
@@ -2168,7 +2218,7 @@
           <w:numId w:val="1007"/>
         </w:numPr>
       </w:pPr>
-      <w:hyperlink r:id="rId90">
+      <w:hyperlink r:id="rId91">
         <w:r>
           <w:rPr>
             <w:rStyle w:val="Hyperlink"/>
@@ -2188,7 +2238,7 @@
           <w:numId w:val="1007"/>
         </w:numPr>
       </w:pPr>
-      <w:hyperlink r:id="rId91">
+      <w:hyperlink r:id="rId92">
         <w:r>
           <w:rPr>
             <w:rStyle w:val="Hyperlink"/>
@@ -2208,7 +2258,7 @@
           <w:numId w:val="1007"/>
         </w:numPr>
       </w:pPr>
-      <w:hyperlink r:id="rId92">
+      <w:hyperlink r:id="rId93">
         <w:r>
           <w:rPr>
             <w:rStyle w:val="Hyperlink"/>
@@ -2228,7 +2278,7 @@
           <w:numId w:val="1007"/>
         </w:numPr>
       </w:pPr>
-      <w:hyperlink r:id="rId93">
+      <w:hyperlink r:id="rId94">
         <w:r>
           <w:rPr>
             <w:rStyle w:val="Hyperlink"/>
@@ -2251,7 +2301,7 @@
           <w:numId w:val="1007"/>
         </w:numPr>
       </w:pPr>
-      <w:hyperlink r:id="rId94">
+      <w:hyperlink r:id="rId95">
         <w:r>
           <w:rPr>
             <w:rStyle w:val="Hyperlink"/>
@@ -2271,7 +2321,7 @@
           <w:numId w:val="1007"/>
         </w:numPr>
       </w:pPr>
-      <w:hyperlink r:id="rId95">
+      <w:hyperlink r:id="rId96">
         <w:r>
           <w:rPr>
             <w:rStyle w:val="Hyperlink"/>
@@ -2291,7 +2341,7 @@
           <w:numId w:val="1007"/>
         </w:numPr>
       </w:pPr>
-      <w:hyperlink r:id="rId96">
+      <w:hyperlink r:id="rId97">
         <w:r>
           <w:rPr>
             <w:rStyle w:val="Hyperlink"/>
@@ -2326,7 +2376,7 @@
           <w:numId w:val="1007"/>
         </w:numPr>
       </w:pPr>
-      <w:hyperlink r:id="rId97">
+      <w:hyperlink r:id="rId98">
         <w:r>
           <w:rPr>
             <w:rStyle w:val="Hyperlink"/>
@@ -2344,8 +2394,8 @@
         <w:t xml:space="preserve">and remove any existing credit to your own work, but keep what that work itself credits.</w:t>
       </w:r>
     </w:p>
-    <w:bookmarkEnd w:id="98"/>
-    <w:bookmarkStart w:id="102" w:name="software-text"/>
+    <w:bookmarkEnd w:id="99"/>
+    <w:bookmarkStart w:id="103" w:name="software-text"/>
     <w:p>
       <w:pPr>
         <w:pStyle w:val="Heading2"/>
@@ -2362,7 +2412,7 @@
           <w:numId w:val="1008"/>
         </w:numPr>
       </w:pPr>
-      <w:hyperlink r:id="rId99">
+      <w:hyperlink r:id="rId100">
         <w:r>
           <w:rPr>
             <w:rStyle w:val="Hyperlink"/>
@@ -2385,7 +2435,7 @@
           <w:numId w:val="1008"/>
         </w:numPr>
       </w:pPr>
-      <w:hyperlink r:id="rId100">
+      <w:hyperlink r:id="rId101">
         <w:r>
           <w:rPr>
             <w:rStyle w:val="Hyperlink"/>
@@ -2405,7 +2455,7 @@
           <w:numId w:val="1008"/>
         </w:numPr>
       </w:pPr>
-      <w:hyperlink r:id="rId101">
+      <w:hyperlink r:id="rId102">
         <w:r>
           <w:rPr>
             <w:rStyle w:val="Hyperlink"/>
@@ -2417,8 +2467,8 @@
         <w:t xml:space="preserve">.</w:t>
       </w:r>
     </w:p>
-    <w:bookmarkEnd w:id="102"/>
-    <w:bookmarkStart w:id="106" w:name="thinking"/>
+    <w:bookmarkEnd w:id="103"/>
+    <w:bookmarkStart w:id="107" w:name="thinking"/>
     <w:p>
       <w:pPr>
         <w:pStyle w:val="Heading2"/>
@@ -2435,7 +2485,7 @@
           <w:numId w:val="1009"/>
         </w:numPr>
       </w:pPr>
-      <w:hyperlink r:id="rId103">
+      <w:hyperlink r:id="rId104">
         <w:r>
           <w:rPr>
             <w:rStyle w:val="Hyperlink"/>
@@ -2455,7 +2505,7 @@
           <w:numId w:val="1009"/>
         </w:numPr>
       </w:pPr>
-      <w:hyperlink r:id="rId104">
+      <w:hyperlink r:id="rId105">
         <w:r>
           <w:rPr>
             <w:rStyle w:val="Hyperlink"/>
@@ -2475,7 +2525,7 @@
           <w:numId w:val="1009"/>
         </w:numPr>
       </w:pPr>
-      <w:hyperlink r:id="rId105">
+      <w:hyperlink r:id="rId106">
         <w:r>
           <w:rPr>
             <w:rStyle w:val="Hyperlink"/>
@@ -2487,7 +2537,7 @@
         <w:t xml:space="preserve">.</w:t>
       </w:r>
     </w:p>
-    <w:bookmarkEnd w:id="106"/>
+    <w:bookmarkEnd w:id="107"/>
     <w:sectPr>
       <w:footnotePr>
         <w:numRestart w:val="eachSect"/>
